--- a/Works/5. Database design_v1.0_backup.docx
+++ b/Works/5. Database design_v1.0_backup.docx
@@ -2774,7 +2774,7 @@
           <w:i w:val="0"/>
           <w:sz w:val="24"/>
         </w:rPr>
-        <w:t>Note: SQLite foreign keys are not declared with explicit FOREIGN KEY constraints in the current schema (see _SCHEMA, _AUDIT_SCHEMA, _USERS_SCHEMA, _SETTINGS_SCHEMA in backend/app/db.py) — referential integrity between documents, users, and audit_log is enforced at the application layer rather than by the database engine. This keeps the schema and startup migrations simple for a small, local-first tool; a production deployment would formalize these as real foreign keys with ON DELETE behavior.</w:t>
+        <w:t>Note: SQLite foreign keys are not declared with explicit FOREIGN KEY constraints in the current schema (see _SCHEMA, _AUDIT_SCHEMA, _USERS_SCHEMA, _SETTINGS_SCHEMA in backend/app/db.py) - referential integrity between documents, users, and audit_log is enforced at the application layer rather than by the database engine. This keeps the schema and startup migrations simple for a small, local-first tool; a production deployment would formalize these as real foreign keys with ON DELETE behavior.</w:t>
       </w:r>
     </w:p>
     <w:p>
@@ -2800,7 +2800,7 @@
           <w:rFonts w:ascii="Times New Roman" w:hAnsi="Times New Roman"/>
           <w:sz w:val="24"/>
         </w:rPr>
-        <w:t>documents.data (JSON): the full extracted Document, matching the pydantic schema in backend/app/schemas.py — doc_type, doc_number, vendor, buyer, doc_date, currency, subtotal, tax_amount, total_amount, and a line_items array (each with description, qty, unit_price, line_total).</w:t>
+        <w:t>documents.data (JSON): the full extracted Document, matching the pydantic schema in backend/app/schemas.py - doc_type, doc_number, vendor, buyer, doc_date, currency, subtotal, tax_amount, total_amount, and a line_items array (each with description, qty, unit_price, line_total).</w:t>
       </w:r>
     </w:p>
     <w:p>
@@ -2842,6 +2842,8 @@
       </w:r>
     </w:p>
     <w:sectPr>
+      <w:headerReference w:type="default" r:id="rId9"/>
+      <w:footerReference w:type="default" r:id="rId10"/>
       <w:pgSz w:w="11906" w:h="16838"/>
       <w:pgMar w:top="1440" w:right="1440" w:bottom="1440" w:left="1440" w:header="720" w:footer="720" w:gutter="0"/>
       <w:cols w:space="720"/>
@@ -2849,6 +2851,26 @@
     </w:sectPr>
   </w:body>
 </w:document>
+</file>
+
+<file path=word/footer1.xml><?xml version="1.0" encoding="utf-8"?>
+<w:ftr xmlns:m="http://schemas.openxmlformats.org/officeDocument/2006/math" xmlns:mc="http://schemas.openxmlformats.org/markup-compatibility/2006" xmlns:mo="http://schemas.microsoft.com/office/mac/office/2008/main" xmlns:mv="urn:schemas-microsoft-com:mac:vml" xmlns:o="urn:schemas-microsoft-com:office:office" xmlns:r="http://schemas.openxmlformats.org/officeDocument/2006/relationships" xmlns:v="urn:schemas-microsoft-com:vml" xmlns:w10="urn:schemas-microsoft-com:office:word" xmlns:w14="http://schemas.microsoft.com/office/word/2010/wordml" xmlns:w="http://schemas.openxmlformats.org/wordprocessingml/2006/main" xmlns:wne="http://schemas.microsoft.com/office/word/2006/wordml" xmlns:wp14="http://schemas.microsoft.com/office/word/2010/wordprocessingDrawing" xmlns:wp="http://schemas.openxmlformats.org/drawingml/2006/wordprocessingDrawing" xmlns:wpc="http://schemas.microsoft.com/office/word/2010/wordprocessingCanvas" xmlns:wpg="http://schemas.microsoft.com/office/word/2010/wordprocessingGroup" xmlns:wpi="http://schemas.microsoft.com/office/word/2010/wordprocessingInk" xmlns:wps="http://schemas.microsoft.com/office/word/2010/wordprocessingShape" mc:Ignorable="w14 wp14">
+  <w:p>
+    <w:pPr>
+      <w:pStyle w:val="Footer"/>
+    </w:pPr>
+  </w:p>
+</w:ftr>
+</file>
+
+<file path=word/header1.xml><?xml version="1.0" encoding="utf-8"?>
+<w:hdr xmlns:m="http://schemas.openxmlformats.org/officeDocument/2006/math" xmlns:mc="http://schemas.openxmlformats.org/markup-compatibility/2006" xmlns:mo="http://schemas.microsoft.com/office/mac/office/2008/main" xmlns:mv="urn:schemas-microsoft-com:mac:vml" xmlns:o="urn:schemas-microsoft-com:office:office" xmlns:r="http://schemas.openxmlformats.org/officeDocument/2006/relationships" xmlns:v="urn:schemas-microsoft-com:vml" xmlns:w10="urn:schemas-microsoft-com:office:word" xmlns:w14="http://schemas.microsoft.com/office/word/2010/wordml" xmlns:w="http://schemas.openxmlformats.org/wordprocessingml/2006/main" xmlns:wne="http://schemas.microsoft.com/office/word/2006/wordml" xmlns:wp14="http://schemas.microsoft.com/office/word/2010/wordprocessingDrawing" xmlns:wp="http://schemas.openxmlformats.org/drawingml/2006/wordprocessingDrawing" xmlns:wpc="http://schemas.microsoft.com/office/word/2010/wordprocessingCanvas" xmlns:wpg="http://schemas.microsoft.com/office/word/2010/wordprocessingGroup" xmlns:wpi="http://schemas.microsoft.com/office/word/2010/wordprocessingInk" xmlns:wps="http://schemas.microsoft.com/office/word/2010/wordprocessingShape" mc:Ignorable="w14 wp14">
+  <w:p>
+    <w:pPr>
+      <w:pStyle w:val="Header"/>
+    </w:pPr>
+  </w:p>
+</w:hdr>
 </file>
 
 <file path=word/numbering.xml><?xml version="1.0" encoding="utf-8"?>
